--- a/cs10/python/s07_types.docx
+++ b/cs10/python/s07_types.docx
@@ -58,7 +58,21 @@
           <w:rPr>
             <w:rStyle w:val="Hyperlink"/>
           </w:rPr>
-          <w:t>dmaccarthy.github.io/sci/#cs_new/sp1/type</w:t>
+          <w:t>dmaccarthy.github.io/</w:t>
+        </w:r>
+        <w:proofErr w:type="gramStart"/>
+        <w:r>
+          <w:rPr>
+            <w:rStyle w:val="Hyperlink"/>
+          </w:rPr>
+          <w:t>sci/#</w:t>
+        </w:r>
+        <w:proofErr w:type="gramEnd"/>
+        <w:r>
+          <w:rPr>
+            <w:rStyle w:val="Hyperlink"/>
+          </w:rPr>
+          <w:t>cs_new/sp1/type</w:t>
         </w:r>
       </w:hyperlink>
     </w:p>
@@ -95,6 +109,7 @@
       </w:r>
       <w:r>
         <w:rPr>
+          <w:rFonts w:ascii="Courier New" w:hAnsi="Courier New" w:cs="Courier New"/>
           <w:b/>
         </w:rPr>
         <w:t>type</w:t>
@@ -124,6 +139,7 @@
       </w:r>
       <w:r>
         <w:rPr>
+          <w:rFonts w:ascii="Courier New" w:hAnsi="Courier New" w:cs="Courier New"/>
           <w:b/>
         </w:rPr>
         <w:t>str</w:t>
@@ -133,6 +149,7 @@
       </w:r>
       <w:r>
         <w:rPr>
+          <w:rFonts w:ascii="Courier New" w:hAnsi="Courier New" w:cs="Courier New"/>
           <w:b/>
         </w:rPr>
         <w:t>int</w:t>
@@ -142,18 +159,13 @@
       </w:r>
       <w:r>
         <w:rPr>
+          <w:rFonts w:ascii="Courier New" w:hAnsi="Courier New" w:cs="Courier New"/>
           <w:b/>
         </w:rPr>
         <w:t>float</w:t>
       </w:r>
       <w:r>
-        <w:t xml:space="preserve">) and value of the result of each Python expression. If the expression </w:t>
-      </w:r>
-      <w:r>
-        <w:t>causes</w:t>
-      </w:r>
-      <w:r>
-        <w:t xml:space="preserve"> an error, explain why.</w:t>
+        <w:t>) and value of the result of each Python expression. If the expression causes an error, explain why.</w:t>
       </w:r>
     </w:p>
     <w:tbl>
@@ -739,9 +751,42 @@
       </w:tr>
     </w:tbl>
     <w:p>
+      <w:pPr>
+        <w:pStyle w:val="Question1"/>
+      </w:pPr>
       <w:bookmarkStart w:id="5" w:name="_no9255fpqznb" w:colFirst="0" w:colLast="0"/>
       <w:bookmarkEnd w:id="5"/>
+      <w:r>
+        <w:t>4</w:t>
+      </w:r>
+      <w:r>
+        <w:t>.</w:t>
+      </w:r>
+      <w:r>
+        <w:tab/>
+      </w:r>
+      <w:r>
+        <w:t xml:space="preserve">Use the file </w:t>
+      </w:r>
+      <w:r>
+        <w:rPr>
+          <w:rFonts w:ascii="Courier New" w:hAnsi="Courier New" w:cs="Courier New"/>
+          <w:b/>
+        </w:rPr>
+        <w:t>s</w:t>
+      </w:r>
+      <w:r>
+        <w:rPr>
+          <w:rFonts w:ascii="Courier New" w:hAnsi="Courier New" w:cs="Courier New"/>
+          <w:b/>
+        </w:rPr>
+        <w:t>07_test.py</w:t>
+      </w:r>
+      <w:r>
+        <w:t xml:space="preserve"> to check your answers to #3.</w:t>
+      </w:r>
     </w:p>
+    <w:p/>
     <w:p/>
     <w:sectPr>
       <w:footerReference w:type="default" r:id="rId7"/>
@@ -1502,6 +1547,7 @@
   <w:style w:type="character" w:default="1" w:styleId="DefaultParagraphFont">
     <w:name w:val="Default Paragraph Font"/>
     <w:uiPriority w:val="1"/>
+    <w:semiHidden/>
     <w:unhideWhenUsed/>
   </w:style>
   <w:style w:type="table" w:default="1" w:styleId="TableNormal">
